--- a/.tmp-templates/formato cancelacion hipoteca blanqueado.docx
+++ b/.tmp-templates/formato cancelacion hipoteca blanqueado.docx
@@ -1678,13 +1678,13 @@
                 <w:sz w:val="24"/>
                 <w:szCs w:val="24"/>
               </w:rPr>
-              <w:t>X</w:t>
+              <w:t>{fecha_escritura_hipoteca_dia}</w:t>
             </w:r>
             <w:r>
               <w:rPr>
                 <w:color w:val="EE0000"/>
               </w:rPr>
-              <w:t>X</w:t>
+              <w:t/>
             </w:r>
             <w:r>
               <w:rPr>
@@ -1735,13 +1735,13 @@
                 <w:sz w:val="24"/>
                 <w:szCs w:val="24"/>
               </w:rPr>
-              <w:t>X</w:t>
+              <w:t>{fecha_escritura_hipoteca_mes}</w:t>
             </w:r>
             <w:r>
               <w:rPr>
                 <w:color w:val="EE0000"/>
               </w:rPr>
-              <w:t>X</w:t>
+              <w:t/>
             </w:r>
           </w:p>
         </w:tc>
@@ -1780,7 +1780,7 @@
                 <w:sz w:val="24"/>
                 <w:szCs w:val="24"/>
               </w:rPr>
-              <w:t>X</w:t>
+              <w:t/>
             </w:r>
             <w:r>
               <w:rPr>
@@ -1837,13 +1837,13 @@
                 <w:sz w:val="24"/>
                 <w:szCs w:val="24"/>
               </w:rPr>
-              <w:t>X</w:t>
+              <w:t>{notaria_hipoteca_numero}</w:t>
             </w:r>
             <w:r>
               <w:rPr>
                 <w:color w:val="EE0000"/>
               </w:rPr>
-              <w:t>X</w:t>
+              <w:t/>
             </w:r>
           </w:p>
         </w:tc>

--- a/.tmp-templates/formato cancelacion hipoteca blanqueado.docx
+++ b/.tmp-templates/formato cancelacion hipoteca blanqueado.docx
@@ -3265,7 +3265,7 @@
           <w:sz w:val="24"/>
           <w:szCs w:val="24"/>
         </w:rPr>
-        <w:t>xxxxxxxxx</w:t>
+        <w:t>{fecha_otorgamiento_nueva}</w:t>
       </w:r>
       <w:proofErr w:type="spellEnd"/>
       <w:r>
@@ -3275,16 +3275,16 @@
           <w:sz w:val="24"/>
           <w:szCs w:val="24"/>
         </w:rPr>
-        <w:t xml:space="preserve"> </w:t>
-      </w:r>
-      <w:r>
-        <w:rPr>
-          <w:rFonts w:ascii="Arial" w:eastAsia="Times New Roman" w:hAnsi="Arial" w:cs="Arial"/>
-          <w:spacing w:val="12"/>
-          <w:sz w:val="24"/>
-          <w:szCs w:val="24"/>
-        </w:rPr>
-        <w:t>(</w:t>
+        <w:t xml:space="preserve"/>
+      </w:r>
+      <w:r>
+        <w:rPr>
+          <w:rFonts w:ascii="Arial" w:eastAsia="Times New Roman" w:hAnsi="Arial" w:cs="Arial"/>
+          <w:spacing w:val="12"/>
+          <w:sz w:val="24"/>
+          <w:szCs w:val="24"/>
+        </w:rPr>
+        <w:t/>
       </w:r>
       <w:proofErr w:type="spellStart"/>
       <w:r>
@@ -3294,7 +3294,7 @@
           <w:sz w:val="24"/>
           <w:szCs w:val="24"/>
         </w:rPr>
-        <w:t>xxx</w:t>
+        <w:t/>
       </w:r>
       <w:proofErr w:type="spellEnd"/>
       <w:r>
@@ -3304,34 +3304,34 @@
           <w:sz w:val="24"/>
           <w:szCs w:val="24"/>
         </w:rPr>
-        <w:t>)</w:t>
-      </w:r>
-      <w:r>
-        <w:rPr>
-          <w:rFonts w:ascii="Arial" w:eastAsia="Times New Roman" w:hAnsi="Arial" w:cs="Arial"/>
-          <w:spacing w:val="12"/>
-          <w:sz w:val="24"/>
-          <w:szCs w:val="24"/>
-        </w:rPr>
-        <w:t xml:space="preserve"> </w:t>
-      </w:r>
-      <w:r>
-        <w:rPr>
-          <w:rFonts w:ascii="Arial" w:eastAsia="Times New Roman" w:hAnsi="Arial" w:cs="Arial"/>
-          <w:spacing w:val="12"/>
-          <w:sz w:val="24"/>
-          <w:szCs w:val="24"/>
-        </w:rPr>
-        <w:t>de</w:t>
-      </w:r>
-      <w:r>
-        <w:rPr>
-          <w:rFonts w:ascii="Arial" w:eastAsia="Times New Roman" w:hAnsi="Arial" w:cs="Arial"/>
-          <w:spacing w:val="12"/>
-          <w:sz w:val="24"/>
-          <w:szCs w:val="24"/>
-        </w:rPr>
-        <w:t xml:space="preserve"> </w:t>
+        <w:t/>
+      </w:r>
+      <w:r>
+        <w:rPr>
+          <w:rFonts w:ascii="Arial" w:eastAsia="Times New Roman" w:hAnsi="Arial" w:cs="Arial"/>
+          <w:spacing w:val="12"/>
+          <w:sz w:val="24"/>
+          <w:szCs w:val="24"/>
+        </w:rPr>
+        <w:t xml:space="preserve"/>
+      </w:r>
+      <w:r>
+        <w:rPr>
+          <w:rFonts w:ascii="Arial" w:eastAsia="Times New Roman" w:hAnsi="Arial" w:cs="Arial"/>
+          <w:spacing w:val="12"/>
+          <w:sz w:val="24"/>
+          <w:szCs w:val="24"/>
+        </w:rPr>
+        <w:t/>
+      </w:r>
+      <w:r>
+        <w:rPr>
+          <w:rFonts w:ascii="Arial" w:eastAsia="Times New Roman" w:hAnsi="Arial" w:cs="Arial"/>
+          <w:spacing w:val="12"/>
+          <w:sz w:val="24"/>
+          <w:szCs w:val="24"/>
+        </w:rPr>
+        <w:t xml:space="preserve"/>
       </w:r>
       <w:proofErr w:type="spellStart"/>
       <w:r>
@@ -3341,7 +3341,7 @@
           <w:sz w:val="24"/>
           <w:szCs w:val="24"/>
         </w:rPr>
-        <w:t>xxxxxxxxx</w:t>
+        <w:t/>
       </w:r>
       <w:proofErr w:type="spellEnd"/>
       <w:r>
@@ -3351,7 +3351,7 @@
           <w:sz w:val="24"/>
           <w:szCs w:val="24"/>
         </w:rPr>
-        <w:t xml:space="preserve"> </w:t>
+        <w:t xml:space="preserve"/>
       </w:r>
       <w:proofErr w:type="spellStart"/>
       <w:r>
@@ -3361,7 +3361,7 @@
           <w:sz w:val="24"/>
           <w:szCs w:val="24"/>
         </w:rPr>
-        <w:t>de</w:t>
+        <w:t/>
       </w:r>
       <w:proofErr w:type="spellEnd"/>
       <w:r>
@@ -3371,7 +3371,7 @@
           <w:sz w:val="24"/>
           <w:szCs w:val="24"/>
         </w:rPr>
-        <w:t xml:space="preserve"> </w:t>
+        <w:t xml:space="preserve"/>
       </w:r>
       <w:proofErr w:type="spellStart"/>
       <w:proofErr w:type="gramStart"/>
@@ -3382,7 +3382,7 @@
           <w:sz w:val="24"/>
           <w:szCs w:val="24"/>
         </w:rPr>
-        <w:t>xxxxxxxxxxxxxxxx</w:t>
+        <w:t/>
       </w:r>
       <w:proofErr w:type="spellEnd"/>
       <w:r>
@@ -4876,17 +4876,17 @@
           <w:sz w:val="24"/>
           <w:szCs w:val="24"/>
         </w:rPr>
-        <w:t xml:space="preserve"> </w:t>
-      </w:r>
-      <w:r>
-        <w:rPr>
-          <w:rStyle w:val="Fuerte"/>
-          <w:rFonts w:ascii="Arial" w:eastAsia="Times New Roman" w:hAnsi="Arial" w:cs="Arial"/>
-          <w:spacing w:val="12"/>
-          <w:sz w:val="24"/>
-          <w:szCs w:val="24"/>
-        </w:rPr>
-        <w:t>(</w:t>
+        <w:t xml:space="preserve"> del</w:t>
+      </w:r>
+      <w:r>
+        <w:rPr>
+          <w:rStyle w:val="Fuerte"/>
+          <w:rFonts w:ascii="Arial" w:eastAsia="Times New Roman" w:hAnsi="Arial" w:cs="Arial"/>
+          <w:spacing w:val="12"/>
+          <w:sz w:val="24"/>
+          <w:szCs w:val="24"/>
+        </w:rPr>
+        <w:t/>
       </w:r>
       <w:proofErr w:type="spellStart"/>
       <w:r>
@@ -4897,7 +4897,7 @@
           <w:sz w:val="24"/>
           <w:szCs w:val="24"/>
         </w:rPr>
-        <w:t>xxxx</w:t>
+        <w:t/>
       </w:r>
       <w:proofErr w:type="spellEnd"/>
       <w:r>
@@ -4908,27 +4908,27 @@
           <w:sz w:val="24"/>
           <w:szCs w:val="24"/>
         </w:rPr>
-        <w:t>)</w:t>
-      </w:r>
-      <w:r>
-        <w:rPr>
-          <w:rStyle w:val="Fuerte"/>
-          <w:rFonts w:ascii="Arial" w:eastAsia="Times New Roman" w:hAnsi="Arial" w:cs="Arial"/>
-          <w:spacing w:val="12"/>
-          <w:sz w:val="24"/>
-          <w:szCs w:val="24"/>
-        </w:rPr>
-        <w:t xml:space="preserve"> </w:t>
-      </w:r>
-      <w:r>
-        <w:rPr>
-          <w:rStyle w:val="Fuerte"/>
-          <w:rFonts w:ascii="Arial" w:eastAsia="Times New Roman" w:hAnsi="Arial" w:cs="Arial"/>
-          <w:spacing w:val="12"/>
-          <w:sz w:val="24"/>
-          <w:szCs w:val="24"/>
-        </w:rPr>
-        <w:t>del</w:t>
+        <w:t/>
+      </w:r>
+      <w:r>
+        <w:rPr>
+          <w:rStyle w:val="Fuerte"/>
+          <w:rFonts w:ascii="Arial" w:eastAsia="Times New Roman" w:hAnsi="Arial" w:cs="Arial"/>
+          <w:spacing w:val="12"/>
+          <w:sz w:val="24"/>
+          <w:szCs w:val="24"/>
+        </w:rPr>
+        <w:t xml:space="preserve"/>
+      </w:r>
+      <w:r>
+        <w:rPr>
+          <w:rStyle w:val="Fuerte"/>
+          <w:rFonts w:ascii="Arial" w:eastAsia="Times New Roman" w:hAnsi="Arial" w:cs="Arial"/>
+          <w:spacing w:val="12"/>
+          <w:sz w:val="24"/>
+          <w:szCs w:val="24"/>
+        </w:rPr>
+        <w:t/>
       </w:r>
       <w:r>
         <w:rPr>
@@ -4949,27 +4949,27 @@
           <w:sz w:val="24"/>
           <w:szCs w:val="24"/>
         </w:rPr>
-        <w:t>{apoderado_dia}</w:t>
-      </w:r>
-      <w:r>
-        <w:rPr>
-          <w:rStyle w:val="Fuerte"/>
-          <w:rFonts w:ascii="Arial" w:eastAsia="Times New Roman" w:hAnsi="Arial" w:cs="Arial"/>
-          <w:spacing w:val="12"/>
-          <w:sz w:val="24"/>
-          <w:szCs w:val="24"/>
-        </w:rPr>
-        <w:t xml:space="preserve"> </w:t>
-      </w:r>
-      <w:r>
-        <w:rPr>
-          <w:rStyle w:val="Fuerte"/>
-          <w:rFonts w:ascii="Arial" w:eastAsia="Times New Roman" w:hAnsi="Arial" w:cs="Arial"/>
-          <w:spacing w:val="12"/>
-          <w:sz w:val="24"/>
-          <w:szCs w:val="24"/>
-        </w:rPr>
-        <w:t>(</w:t>
+        <w:t>{apoderado_dia} de {apoderado_mes}</w:t>
+      </w:r>
+      <w:r>
+        <w:rPr>
+          <w:rStyle w:val="Fuerte"/>
+          <w:rFonts w:ascii="Arial" w:eastAsia="Times New Roman" w:hAnsi="Arial" w:cs="Arial"/>
+          <w:spacing w:val="12"/>
+          <w:sz w:val="24"/>
+          <w:szCs w:val="24"/>
+        </w:rPr>
+        <w:t xml:space="preserve"/>
+      </w:r>
+      <w:r>
+        <w:rPr>
+          <w:rStyle w:val="Fuerte"/>
+          <w:rFonts w:ascii="Arial" w:eastAsia="Times New Roman" w:hAnsi="Arial" w:cs="Arial"/>
+          <w:spacing w:val="12"/>
+          <w:sz w:val="24"/>
+          <w:szCs w:val="24"/>
+        </w:rPr>
+        <w:t/>
       </w:r>
       <w:proofErr w:type="spellStart"/>
       <w:r>
@@ -4980,7 +4980,7 @@
           <w:sz w:val="24"/>
           <w:szCs w:val="24"/>
         </w:rPr>
-        <w:t>xx</w:t>
+        <w:t/>
       </w:r>
       <w:proofErr w:type="spellEnd"/>
       <w:r>
@@ -4991,37 +4991,37 @@
           <w:sz w:val="24"/>
           <w:szCs w:val="24"/>
         </w:rPr>
-        <w:t>)</w:t>
-      </w:r>
-      <w:r>
-        <w:rPr>
-          <w:rStyle w:val="Fuerte"/>
-          <w:rFonts w:ascii="Arial" w:eastAsia="Times New Roman" w:hAnsi="Arial" w:cs="Arial"/>
-          <w:spacing w:val="12"/>
-          <w:sz w:val="24"/>
-          <w:szCs w:val="24"/>
-        </w:rPr>
-        <w:t xml:space="preserve"> </w:t>
-      </w:r>
-      <w:r>
-        <w:rPr>
-          <w:rStyle w:val="Fuerte"/>
-          <w:rFonts w:ascii="Arial" w:eastAsia="Times New Roman" w:hAnsi="Arial" w:cs="Arial"/>
-          <w:spacing w:val="12"/>
-          <w:sz w:val="24"/>
-          <w:szCs w:val="24"/>
-        </w:rPr>
-        <w:t>de</w:t>
-      </w:r>
-      <w:r>
-        <w:rPr>
-          <w:rStyle w:val="Fuerte"/>
-          <w:rFonts w:ascii="Arial" w:eastAsia="Times New Roman" w:hAnsi="Arial" w:cs="Arial"/>
-          <w:spacing w:val="12"/>
-          <w:sz w:val="24"/>
-          <w:szCs w:val="24"/>
-        </w:rPr>
-        <w:t xml:space="preserve"> </w:t>
+        <w:t/>
+      </w:r>
+      <w:r>
+        <w:rPr>
+          <w:rStyle w:val="Fuerte"/>
+          <w:rFonts w:ascii="Arial" w:eastAsia="Times New Roman" w:hAnsi="Arial" w:cs="Arial"/>
+          <w:spacing w:val="12"/>
+          <w:sz w:val="24"/>
+          <w:szCs w:val="24"/>
+        </w:rPr>
+        <w:t xml:space="preserve"/>
+      </w:r>
+      <w:r>
+        <w:rPr>
+          <w:rStyle w:val="Fuerte"/>
+          <w:rFonts w:ascii="Arial" w:eastAsia="Times New Roman" w:hAnsi="Arial" w:cs="Arial"/>
+          <w:spacing w:val="12"/>
+          <w:sz w:val="24"/>
+          <w:szCs w:val="24"/>
+        </w:rPr>
+        <w:t/>
+      </w:r>
+      <w:r>
+        <w:rPr>
+          <w:rStyle w:val="Fuerte"/>
+          <w:rFonts w:ascii="Arial" w:eastAsia="Times New Roman" w:hAnsi="Arial" w:cs="Arial"/>
+          <w:spacing w:val="12"/>
+          <w:sz w:val="24"/>
+          <w:szCs w:val="24"/>
+        </w:rPr>
+        <w:t xml:space="preserve"/>
       </w:r>
       <w:r>
         <w:rPr>
@@ -5032,7 +5032,7 @@
           <w:sz w:val="24"/>
           <w:szCs w:val="24"/>
         </w:rPr>
-        <w:t>{apoderado_mes}</w:t>
+        <w:t/>
       </w:r>
       <w:r>
         <w:rPr>
@@ -5075,7 +5075,7 @@
           <w:sz w:val="24"/>
           <w:szCs w:val="24"/>
         </w:rPr>
-        <w:t>{apoderado_ano}</w:t>
+        <w:t>{apoderado_ano} otorg</w:t>
       </w:r>
       <w:r>
         <w:rPr>
@@ -5087,7 +5087,7 @@
           <w:sz w:val="24"/>
           <w:szCs w:val="24"/>
         </w:rPr>
-        <w:t xml:space="preserve"> </w:t>
+        <w:t xml:space="preserve"/>
       </w:r>
       <w:r>
         <w:rPr>
@@ -5098,7 +5098,7 @@
           <w:sz w:val="24"/>
           <w:szCs w:val="24"/>
         </w:rPr>
-        <w:t>(</w:t>
+        <w:t/>
       </w:r>
       <w:proofErr w:type="spellStart"/>
       <w:r>
@@ -5110,7 +5110,7 @@
           <w:sz w:val="24"/>
           <w:szCs w:val="24"/>
         </w:rPr>
-        <w:t>xxx</w:t>
+        <w:t/>
       </w:r>
       <w:proofErr w:type="spellEnd"/>
       <w:r>
@@ -5122,7 +5122,7 @@
           <w:sz w:val="24"/>
           <w:szCs w:val="24"/>
         </w:rPr>
-        <w:t>)</w:t>
+        <w:t/>
       </w:r>
       <w:r>
         <w:rPr>
@@ -5133,16 +5133,16 @@
           <w:sz w:val="24"/>
           <w:szCs w:val="24"/>
         </w:rPr>
-        <w:t xml:space="preserve"> </w:t>
-      </w:r>
-      <w:r>
-        <w:rPr>
-          <w:rFonts w:ascii="Arial" w:eastAsia="Times New Roman" w:hAnsi="Arial" w:cs="Arial"/>
-          <w:spacing w:val="12"/>
-          <w:sz w:val="24"/>
-          <w:szCs w:val="24"/>
-        </w:rPr>
-        <w:t>otorgada</w:t>
+        <w:t xml:space="preserve"/>
+      </w:r>
+      <w:r>
+        <w:rPr>
+          <w:rFonts w:ascii="Arial" w:eastAsia="Times New Roman" w:hAnsi="Arial" w:cs="Arial"/>
+          <w:spacing w:val="12"/>
+          <w:sz w:val="24"/>
+          <w:szCs w:val="24"/>
+        </w:rPr>
+        <w:t>ada</w:t>
       </w:r>
       <w:r>
         <w:rPr>
@@ -5216,25 +5216,25 @@
           <w:sz w:val="24"/>
           <w:szCs w:val="24"/>
         </w:rPr>
-        <w:t>{apoderado_notaria_poder}</w:t>
-      </w:r>
-      <w:r>
-        <w:rPr>
-          <w:rFonts w:ascii="Arial" w:eastAsia="Times New Roman" w:hAnsi="Arial" w:cs="Arial"/>
-          <w:spacing w:val="12"/>
-          <w:sz w:val="24"/>
-          <w:szCs w:val="24"/>
-        </w:rPr>
-        <w:t xml:space="preserve"> </w:t>
-      </w:r>
-      <w:r>
-        <w:rPr>
-          <w:rFonts w:ascii="Arial" w:eastAsia="Times New Roman" w:hAnsi="Arial" w:cs="Arial"/>
-          <w:spacing w:val="12"/>
-          <w:sz w:val="24"/>
-          <w:szCs w:val="24"/>
-        </w:rPr>
-        <w:t>(</w:t>
+        <w:t>{apoderado_notaria_poder},</w:t>
+      </w:r>
+      <w:r>
+        <w:rPr>
+          <w:rFonts w:ascii="Arial" w:eastAsia="Times New Roman" w:hAnsi="Arial" w:cs="Arial"/>
+          <w:spacing w:val="12"/>
+          <w:sz w:val="24"/>
+          <w:szCs w:val="24"/>
+        </w:rPr>
+        <w:t xml:space="preserve"/>
+      </w:r>
+      <w:r>
+        <w:rPr>
+          <w:rFonts w:ascii="Arial" w:eastAsia="Times New Roman" w:hAnsi="Arial" w:cs="Arial"/>
+          <w:spacing w:val="12"/>
+          <w:sz w:val="24"/>
+          <w:szCs w:val="24"/>
+        </w:rPr>
+        <w:t/>
       </w:r>
       <w:proofErr w:type="spellStart"/>
       <w:r>
@@ -5244,7 +5244,7 @@
           <w:sz w:val="24"/>
           <w:szCs w:val="24"/>
         </w:rPr>
-        <w:t>xx</w:t>
+        <w:t/>
       </w:r>
       <w:proofErr w:type="spellEnd"/>
       <w:r>
@@ -5254,34 +5254,34 @@
           <w:sz w:val="24"/>
           <w:szCs w:val="24"/>
         </w:rPr>
-        <w:t>)</w:t>
-      </w:r>
-      <w:r>
-        <w:rPr>
-          <w:rFonts w:ascii="Arial" w:eastAsia="Times New Roman" w:hAnsi="Arial" w:cs="Arial"/>
-          <w:spacing w:val="12"/>
-          <w:sz w:val="24"/>
-          <w:szCs w:val="24"/>
-        </w:rPr>
-        <w:t xml:space="preserve"> </w:t>
-      </w:r>
-      <w:r>
-        <w:rPr>
-          <w:rFonts w:ascii="Arial" w:eastAsia="Times New Roman" w:hAnsi="Arial" w:cs="Arial"/>
-          <w:spacing w:val="12"/>
-          <w:sz w:val="24"/>
-          <w:szCs w:val="24"/>
-        </w:rPr>
-        <w:t>de</w:t>
-      </w:r>
-      <w:r>
-        <w:rPr>
-          <w:rFonts w:ascii="Arial" w:eastAsia="Times New Roman" w:hAnsi="Arial" w:cs="Arial"/>
-          <w:spacing w:val="12"/>
-          <w:sz w:val="24"/>
-          <w:szCs w:val="24"/>
-        </w:rPr>
-        <w:t xml:space="preserve"> </w:t>
+        <w:t/>
+      </w:r>
+      <w:r>
+        <w:rPr>
+          <w:rFonts w:ascii="Arial" w:eastAsia="Times New Roman" w:hAnsi="Arial" w:cs="Arial"/>
+          <w:spacing w:val="12"/>
+          <w:sz w:val="24"/>
+          <w:szCs w:val="24"/>
+        </w:rPr>
+        <w:t xml:space="preserve"/>
+      </w:r>
+      <w:r>
+        <w:rPr>
+          <w:rFonts w:ascii="Arial" w:eastAsia="Times New Roman" w:hAnsi="Arial" w:cs="Arial"/>
+          <w:spacing w:val="12"/>
+          <w:sz w:val="24"/>
+          <w:szCs w:val="24"/>
+        </w:rPr>
+        <w:t/>
+      </w:r>
+      <w:r>
+        <w:rPr>
+          <w:rFonts w:ascii="Arial" w:eastAsia="Times New Roman" w:hAnsi="Arial" w:cs="Arial"/>
+          <w:spacing w:val="12"/>
+          <w:sz w:val="24"/>
+          <w:szCs w:val="24"/>
+        </w:rPr>
+        <w:t xml:space="preserve"/>
       </w:r>
       <w:proofErr w:type="spellStart"/>
       <w:r>
@@ -5291,7 +5291,7 @@
           <w:sz w:val="24"/>
           <w:szCs w:val="24"/>
         </w:rPr>
-        <w:t>xxxxxxx</w:t>
+        <w:t/>
       </w:r>
       <w:proofErr w:type="spellEnd"/>
       <w:r>
@@ -5301,7 +5301,7 @@
           <w:sz w:val="24"/>
           <w:szCs w:val="24"/>
         </w:rPr>
-        <w:t>,</w:t>
+        <w:t/>
       </w:r>
       <w:r>
         <w:rPr>
@@ -19250,17 +19250,17 @@
           <w:sz w:val="24"/>
           <w:szCs w:val="24"/>
         </w:rPr>
-        <w:t xml:space="preserve"> </w:t>
-      </w:r>
-      <w:r>
-        <w:rPr>
-          <w:rStyle w:val="Fuerte"/>
-          <w:rFonts w:ascii="Arial" w:eastAsia="Times New Roman" w:hAnsi="Arial" w:cs="Arial"/>
-          <w:spacing w:val="12"/>
-          <w:sz w:val="24"/>
-          <w:szCs w:val="24"/>
-        </w:rPr>
-        <w:t>(</w:t>
+        <w:t xml:space="preserve"/>
+      </w:r>
+      <w:r>
+        <w:rPr>
+          <w:rStyle w:val="Fuerte"/>
+          <w:rFonts w:ascii="Arial" w:eastAsia="Times New Roman" w:hAnsi="Arial" w:cs="Arial"/>
+          <w:spacing w:val="12"/>
+          <w:sz w:val="24"/>
+          <w:szCs w:val="24"/>
+        </w:rPr>
+        <w:t/>
       </w:r>
       <w:proofErr w:type="spellStart"/>
       <w:r>
@@ -19271,7 +19271,7 @@
           <w:sz w:val="24"/>
           <w:szCs w:val="24"/>
         </w:rPr>
-        <w:t>xxx</w:t>
+        <w:t/>
       </w:r>
       <w:proofErr w:type="spellEnd"/>
       <w:r>
@@ -19282,7 +19282,7 @@
           <w:sz w:val="24"/>
           <w:szCs w:val="24"/>
         </w:rPr>
-        <w:t>)</w:t>
+        <w:t/>
       </w:r>
       <w:r>
         <w:rPr>
@@ -19423,27 +19423,27 @@
           <w:sz w:val="24"/>
           <w:szCs w:val="24"/>
         </w:rPr>
-        <w:t>{notaria_emisora_numero}</w:t>
-      </w:r>
-      <w:r>
-        <w:rPr>
-          <w:rStyle w:val="Fuerte"/>
-          <w:rFonts w:ascii="Arial" w:eastAsia="Times New Roman" w:hAnsi="Arial" w:cs="Arial"/>
-          <w:spacing w:val="12"/>
-          <w:sz w:val="24"/>
-          <w:szCs w:val="24"/>
-        </w:rPr>
-        <w:t xml:space="preserve"> </w:t>
-      </w:r>
-      <w:r>
-        <w:rPr>
-          <w:rStyle w:val="Fuerte"/>
-          <w:rFonts w:ascii="Arial" w:eastAsia="Times New Roman" w:hAnsi="Arial" w:cs="Arial"/>
-          <w:spacing w:val="12"/>
-          <w:sz w:val="24"/>
-          <w:szCs w:val="24"/>
-        </w:rPr>
-        <w:t>(</w:t>
+        <w:t>{notaria_emisora_numero} DEL</w:t>
+      </w:r>
+      <w:r>
+        <w:rPr>
+          <w:rStyle w:val="Fuerte"/>
+          <w:rFonts w:ascii="Arial" w:eastAsia="Times New Roman" w:hAnsi="Arial" w:cs="Arial"/>
+          <w:spacing w:val="12"/>
+          <w:sz w:val="24"/>
+          <w:szCs w:val="24"/>
+        </w:rPr>
+        <w:t xml:space="preserve"/>
+      </w:r>
+      <w:r>
+        <w:rPr>
+          <w:rStyle w:val="Fuerte"/>
+          <w:rFonts w:ascii="Arial" w:eastAsia="Times New Roman" w:hAnsi="Arial" w:cs="Arial"/>
+          <w:spacing w:val="12"/>
+          <w:sz w:val="24"/>
+          <w:szCs w:val="24"/>
+        </w:rPr>
+        <w:t/>
       </w:r>
       <w:proofErr w:type="spellStart"/>
       <w:r>
@@ -19454,7 +19454,7 @@
           <w:sz w:val="24"/>
           <w:szCs w:val="24"/>
         </w:rPr>
-        <w:t>xx</w:t>
+        <w:t/>
       </w:r>
       <w:proofErr w:type="spellEnd"/>
       <w:r>
@@ -19465,27 +19465,27 @@
           <w:sz w:val="24"/>
           <w:szCs w:val="24"/>
         </w:rPr>
-        <w:t>)</w:t>
-      </w:r>
-      <w:r>
-        <w:rPr>
-          <w:rStyle w:val="Fuerte"/>
-          <w:rFonts w:ascii="Arial" w:eastAsia="Times New Roman" w:hAnsi="Arial" w:cs="Arial"/>
-          <w:spacing w:val="12"/>
-          <w:sz w:val="24"/>
-          <w:szCs w:val="24"/>
-        </w:rPr>
-        <w:t xml:space="preserve"> </w:t>
-      </w:r>
-      <w:r>
-        <w:rPr>
-          <w:rStyle w:val="Fuerte"/>
-          <w:rFonts w:ascii="Arial" w:eastAsia="Times New Roman" w:hAnsi="Arial" w:cs="Arial"/>
-          <w:spacing w:val="12"/>
-          <w:sz w:val="24"/>
-          <w:szCs w:val="24"/>
-        </w:rPr>
-        <w:t>DEL</w:t>
+        <w:t/>
+      </w:r>
+      <w:r>
+        <w:rPr>
+          <w:rStyle w:val="Fuerte"/>
+          <w:rFonts w:ascii="Arial" w:eastAsia="Times New Roman" w:hAnsi="Arial" w:cs="Arial"/>
+          <w:spacing w:val="12"/>
+          <w:sz w:val="24"/>
+          <w:szCs w:val="24"/>
+        </w:rPr>
+        <w:t xml:space="preserve"/>
+      </w:r>
+      <w:r>
+        <w:rPr>
+          <w:rStyle w:val="Fuerte"/>
+          <w:rFonts w:ascii="Arial" w:eastAsia="Times New Roman" w:hAnsi="Arial" w:cs="Arial"/>
+          <w:spacing w:val="12"/>
+          <w:sz w:val="24"/>
+          <w:szCs w:val="24"/>
+        </w:rPr>
+        <w:t/>
       </w:r>
       <w:r>
         <w:rPr>
@@ -20593,27 +20593,27 @@
           <w:sz w:val="24"/>
           <w:szCs w:val="24"/>
         </w:rPr>
-        <w:t>{notaria_emisora_numero}</w:t>
-      </w:r>
-      <w:r>
-        <w:rPr>
-          <w:rStyle w:val="Fuerte"/>
-          <w:rFonts w:ascii="Arial" w:eastAsia="Times New Roman" w:hAnsi="Arial" w:cs="Arial"/>
-          <w:spacing w:val="12"/>
-          <w:sz w:val="24"/>
-          <w:szCs w:val="24"/>
-        </w:rPr>
-        <w:t xml:space="preserve"> </w:t>
-      </w:r>
-      <w:r>
-        <w:rPr>
-          <w:rStyle w:val="Fuerte"/>
-          <w:rFonts w:ascii="Arial" w:eastAsia="Times New Roman" w:hAnsi="Arial" w:cs="Arial"/>
-          <w:spacing w:val="12"/>
-          <w:sz w:val="24"/>
-          <w:szCs w:val="24"/>
-        </w:rPr>
-        <w:t>(</w:t>
+        <w:t>{notaria_emisora_numero} (E) DEL</w:t>
+      </w:r>
+      <w:r>
+        <w:rPr>
+          <w:rStyle w:val="Fuerte"/>
+          <w:rFonts w:ascii="Arial" w:eastAsia="Times New Roman" w:hAnsi="Arial" w:cs="Arial"/>
+          <w:spacing w:val="12"/>
+          <w:sz w:val="24"/>
+          <w:szCs w:val="24"/>
+        </w:rPr>
+        <w:t xml:space="preserve"/>
+      </w:r>
+      <w:r>
+        <w:rPr>
+          <w:rStyle w:val="Fuerte"/>
+          <w:rFonts w:ascii="Arial" w:eastAsia="Times New Roman" w:hAnsi="Arial" w:cs="Arial"/>
+          <w:spacing w:val="12"/>
+          <w:sz w:val="24"/>
+          <w:szCs w:val="24"/>
+        </w:rPr>
+        <w:t/>
       </w:r>
       <w:proofErr w:type="spellStart"/>
       <w:r>
@@ -20624,7 +20624,7 @@
           <w:sz w:val="24"/>
           <w:szCs w:val="24"/>
         </w:rPr>
-        <w:t>xx</w:t>
+        <w:t/>
       </w:r>
       <w:proofErr w:type="spellEnd"/>
       <w:r>
@@ -20635,7 +20635,7 @@
           <w:sz w:val="24"/>
           <w:szCs w:val="24"/>
         </w:rPr>
-        <w:t>) (E) DEL CÍRCULO DE BOGOTÁ D.C.</w:t>
+        <w:t> CÍRCULO DE BOGOTÁ D.C.</w:t>
       </w:r>
     </w:p>
     <w:p>
